--- a/test-files/разработка.docx
+++ b/test-files/разработка.docx
@@ -23,16 +23,19 @@
         <w:tblLook w:firstColumn="1" w:firstRow="1" w:lastColumn="0" w:lastRow="0" w:noHBand="0" w:noVBand="1" w:val="04A0"/>
       </w:tblPr>
       <w:tblGrid>
-        <w:gridCol w:w="1728"/>
-        <w:gridCol w:w="1728"/>
-        <w:gridCol w:w="1728"/>
-        <w:gridCol w:w="1728"/>
-        <w:gridCol w:w="1728"/>
+        <w:gridCol w:w="1080"/>
+        <w:gridCol w:w="1080"/>
+        <w:gridCol w:w="1080"/>
+        <w:gridCol w:w="1080"/>
+        <w:gridCol w:w="1080"/>
+        <w:gridCol w:w="1080"/>
+        <w:gridCol w:w="1080"/>
+        <w:gridCol w:w="1080"/>
       </w:tblGrid>
       <w:tr>
         <w:tc>
           <w:tcPr>
-            <w:tcW w:type="dxa" w:w="1728"/>
+            <w:tcW w:type="dxa" w:w="1080"/>
           </w:tcPr>
           <w:p>
             <w:r>
@@ -45,7 +48,7 @@
         </w:tc>
         <w:tc>
           <w:tcPr>
-            <w:tcW w:type="dxa" w:w="1728"/>
+            <w:tcW w:type="dxa" w:w="1080"/>
           </w:tcPr>
           <w:p>
             <w:r>
@@ -58,7 +61,7 @@
         </w:tc>
         <w:tc>
           <w:tcPr>
-            <w:tcW w:type="dxa" w:w="1728"/>
+            <w:tcW w:type="dxa" w:w="1080"/>
           </w:tcPr>
           <w:p>
             <w:r>
@@ -71,7 +74,7 @@
         </w:tc>
         <w:tc>
           <w:tcPr>
-            <w:tcW w:type="dxa" w:w="1728"/>
+            <w:tcW w:type="dxa" w:w="1080"/>
           </w:tcPr>
           <w:p>
             <w:r>
@@ -84,7 +87,7 @@
         </w:tc>
         <w:tc>
           <w:tcPr>
-            <w:tcW w:type="dxa" w:w="1728"/>
+            <w:tcW w:type="dxa" w:w="1080"/>
           </w:tcPr>
           <w:p>
             <w:r>
@@ -95,31 +98,234 @@
             </w:r>
           </w:p>
         </w:tc>
-      </w:tr>
-      <w:tr>
         <w:tc>
           <w:tcPr>
-            <w:tcW w:type="dxa" w:w="1728"/>
+            <w:tcW w:type="dxa" w:w="1080"/>
           </w:tcPr>
           <w:p>
             <w:r>
-              <w:t>Козлов Артём Олегович</w:t>
+              <w:rPr>
+                <w:b/>
+              </w:rPr>
+              <w:t>Email</w:t>
             </w:r>
           </w:p>
         </w:tc>
         <w:tc>
           <w:tcPr>
-            <w:tcW w:type="dxa" w:w="1728"/>
+            <w:tcW w:type="dxa" w:w="1080"/>
           </w:tcPr>
           <w:p>
             <w:r>
-              <w:t>Аналитик</w:t>
+              <w:rPr>
+                <w:b/>
+              </w:rPr>
+              <w:t>Телефон</w:t>
             </w:r>
           </w:p>
         </w:tc>
         <w:tc>
           <w:tcPr>
-            <w:tcW w:type="dxa" w:w="1728"/>
+            <w:tcW w:type="dxa" w:w="1080"/>
+          </w:tcPr>
+          <w:p>
+            <w:r>
+              <w:rPr>
+                <w:b/>
+              </w:rPr>
+              <w:t>Стаж работы (лет)</w:t>
+            </w:r>
+          </w:p>
+        </w:tc>
+      </w:tr>
+      <w:tr>
+        <w:tc>
+          <w:tcPr>
+            <w:tcW w:type="dxa" w:w="1080"/>
+          </w:tcPr>
+          <w:p>
+            <w:r>
+              <w:t>Сидоров Алексей Николаевич</w:t>
+            </w:r>
+          </w:p>
+        </w:tc>
+        <w:tc>
+          <w:tcPr>
+            <w:tcW w:type="dxa" w:w="1080"/>
+          </w:tcPr>
+          <w:p>
+            <w:r>
+              <w:t>Руководитель отдела</w:t>
+            </w:r>
+          </w:p>
+        </w:tc>
+        <w:tc>
+          <w:tcPr>
+            <w:tcW w:type="dxa" w:w="1080"/>
+          </w:tcPr>
+          <w:p>
+            <w:r>
+              <w:t>Продажи</w:t>
+            </w:r>
+          </w:p>
+        </w:tc>
+        <w:tc>
+          <w:tcPr>
+            <w:tcW w:type="dxa" w:w="1080"/>
+          </w:tcPr>
+          <w:p>
+            <w:r>
+              <w:t>258436.24</w:t>
+            </w:r>
+          </w:p>
+        </w:tc>
+        <w:tc>
+          <w:tcPr>
+            <w:tcW w:type="dxa" w:w="1080"/>
+          </w:tcPr>
+          <w:p>
+            <w:r>
+              <w:t>10.11.2024</w:t>
+            </w:r>
+          </w:p>
+        </w:tc>
+        <w:tc>
+          <w:tcPr>
+            <w:tcW w:type="dxa" w:w="1080"/>
+          </w:tcPr>
+          <w:p>
+            <w:r>
+              <w:t>sidorov@gigachat-corp.ru</w:t>
+            </w:r>
+          </w:p>
+        </w:tc>
+        <w:tc>
+          <w:tcPr>
+            <w:tcW w:type="dxa" w:w="1080"/>
+          </w:tcPr>
+          <w:p>
+            <w:r>
+              <w:t>+78084124118</w:t>
+            </w:r>
+          </w:p>
+        </w:tc>
+        <w:tc>
+          <w:tcPr>
+            <w:tcW w:type="dxa" w:w="1080"/>
+          </w:tcPr>
+          <w:p>
+            <w:r>
+              <w:t>9</w:t>
+            </w:r>
+          </w:p>
+        </w:tc>
+      </w:tr>
+      <w:tr>
+        <w:tc>
+          <w:tcPr>
+            <w:tcW w:type="dxa" w:w="1080"/>
+          </w:tcPr>
+          <w:p>
+            <w:r>
+              <w:t>Лебедева Светлана Петровна</w:t>
+            </w:r>
+          </w:p>
+        </w:tc>
+        <w:tc>
+          <w:tcPr>
+            <w:tcW w:type="dxa" w:w="1080"/>
+          </w:tcPr>
+          <w:p>
+            <w:r>
+              <w:t>Старший аналитик</w:t>
+            </w:r>
+          </w:p>
+        </w:tc>
+        <w:tc>
+          <w:tcPr>
+            <w:tcW w:type="dxa" w:w="1080"/>
+          </w:tcPr>
+          <w:p>
+            <w:r>
+              <w:t>Поддержка</w:t>
+            </w:r>
+          </w:p>
+        </w:tc>
+        <w:tc>
+          <w:tcPr>
+            <w:tcW w:type="dxa" w:w="1080"/>
+          </w:tcPr>
+          <w:p>
+            <w:r>
+              <w:t>119201</w:t>
+            </w:r>
+          </w:p>
+        </w:tc>
+        <w:tc>
+          <w:tcPr>
+            <w:tcW w:type="dxa" w:w="1080"/>
+          </w:tcPr>
+          <w:p>
+            <w:r>
+              <w:t>25.10.2020</w:t>
+            </w:r>
+          </w:p>
+        </w:tc>
+        <w:tc>
+          <w:tcPr>
+            <w:tcW w:type="dxa" w:w="1080"/>
+          </w:tcPr>
+          <w:p>
+            <w:r>
+              <w:t>lebedeva@gigachat-corp.ru</w:t>
+            </w:r>
+          </w:p>
+        </w:tc>
+        <w:tc>
+          <w:tcPr>
+            <w:tcW w:type="dxa" w:w="1080"/>
+          </w:tcPr>
+          <w:p>
+            <w:r>
+              <w:t>+71640052427</w:t>
+            </w:r>
+          </w:p>
+        </w:tc>
+        <w:tc>
+          <w:tcPr>
+            <w:tcW w:type="dxa" w:w="1080"/>
+          </w:tcPr>
+          <w:p>
+            <w:r>
+              <w:t>13</w:t>
+            </w:r>
+          </w:p>
+        </w:tc>
+      </w:tr>
+      <w:tr>
+        <w:tc>
+          <w:tcPr>
+            <w:tcW w:type="dxa" w:w="1080"/>
+          </w:tcPr>
+          <w:p>
+            <w:r>
+              <w:t>Соколова Наталья Андреевна</w:t>
+            </w:r>
+          </w:p>
+        </w:tc>
+        <w:tc>
+          <w:tcPr>
+            <w:tcW w:type="dxa" w:w="1080"/>
+          </w:tcPr>
+          <w:p>
+            <w:r>
+              <w:t>Менеджер</w:t>
+            </w:r>
+          </w:p>
+        </w:tc>
+        <w:tc>
+          <w:tcPr>
+            <w:tcW w:type="dxa" w:w="1080"/>
           </w:tcPr>
           <w:p>
             <w:r>
@@ -129,21 +335,49 @@
         </w:tc>
         <w:tc>
           <w:tcPr>
-            <w:tcW w:type="dxa" w:w="1728"/>
+            <w:tcW w:type="dxa" w:w="1080"/>
+          </w:tcPr>
+          <w:p>
+            <w:r/>
+          </w:p>
+        </w:tc>
+        <w:tc>
+          <w:tcPr>
+            <w:tcW w:type="dxa" w:w="1080"/>
           </w:tcPr>
           <w:p>
             <w:r>
-              <w:t>245294</w:t>
+              <w:t>03.09.2019</w:t>
             </w:r>
           </w:p>
         </w:tc>
         <w:tc>
           <w:tcPr>
-            <w:tcW w:type="dxa" w:w="1728"/>
+            <w:tcW w:type="dxa" w:w="1080"/>
           </w:tcPr>
           <w:p>
             <w:r>
-              <w:t>18.04.2024</w:t>
+              <w:t>sokolova@gigachat-corp.ru</w:t>
+            </w:r>
+          </w:p>
+        </w:tc>
+        <w:tc>
+          <w:tcPr>
+            <w:tcW w:type="dxa" w:w="1080"/>
+          </w:tcPr>
+          <w:p>
+            <w:r>
+              <w:t>+79826204505</w:t>
+            </w:r>
+          </w:p>
+        </w:tc>
+        <w:tc>
+          <w:tcPr>
+            <w:tcW w:type="dxa" w:w="1080"/>
+          </w:tcPr>
+          <w:p>
+            <w:r>
+              <w:t>7</w:t>
             </w:r>
           </w:p>
         </w:tc>
@@ -151,27 +385,27 @@
       <w:tr>
         <w:tc>
           <w:tcPr>
-            <w:tcW w:type="dxa" w:w="1728"/>
+            <w:tcW w:type="dxa" w:w="1080"/>
           </w:tcPr>
           <w:p>
             <w:r>
-              <w:t>Лебедева Светлана Петровна</w:t>
+              <w:t>Новикова Дарья Викторовна</w:t>
             </w:r>
           </w:p>
         </w:tc>
         <w:tc>
           <w:tcPr>
-            <w:tcW w:type="dxa" w:w="1728"/>
+            <w:tcW w:type="dxa" w:w="1080"/>
           </w:tcPr>
           <w:p>
             <w:r>
-              <w:t>Разработчик</w:t>
+              <w:t>Старший менеджер</w:t>
             </w:r>
           </w:p>
         </w:tc>
         <w:tc>
           <w:tcPr>
-            <w:tcW w:type="dxa" w:w="1728"/>
+            <w:tcW w:type="dxa" w:w="1080"/>
           </w:tcPr>
           <w:p>
             <w:r>
@@ -181,21 +415,51 @@
         </w:tc>
         <w:tc>
           <w:tcPr>
-            <w:tcW w:type="dxa" w:w="1728"/>
+            <w:tcW w:type="dxa" w:w="1080"/>
           </w:tcPr>
           <w:p>
             <w:r>
-              <w:t>203245</w:t>
+              <w:t>156529</w:t>
             </w:r>
           </w:p>
         </w:tc>
         <w:tc>
           <w:tcPr>
-            <w:tcW w:type="dxa" w:w="1728"/>
+            <w:tcW w:type="dxa" w:w="1080"/>
           </w:tcPr>
           <w:p>
             <w:r>
-              <w:t>21.10.2022</w:t>
+              <w:t>26.09.2019</w:t>
+            </w:r>
+          </w:p>
+        </w:tc>
+        <w:tc>
+          <w:tcPr>
+            <w:tcW w:type="dxa" w:w="1080"/>
+          </w:tcPr>
+          <w:p>
+            <w:r>
+              <w:t>novikova@gigachat-corp.ru</w:t>
+            </w:r>
+          </w:p>
+        </w:tc>
+        <w:tc>
+          <w:tcPr>
+            <w:tcW w:type="dxa" w:w="1080"/>
+          </w:tcPr>
+          <w:p>
+            <w:r>
+              <w:t>+72260256342</w:t>
+            </w:r>
+          </w:p>
+        </w:tc>
+        <w:tc>
+          <w:tcPr>
+            <w:tcW w:type="dxa" w:w="1080"/>
+          </w:tcPr>
+          <w:p>
+            <w:r>
+              <w:t>3</w:t>
             </w:r>
           </w:p>
         </w:tc>
@@ -203,27 +467,273 @@
       <w:tr>
         <w:tc>
           <w:tcPr>
-            <w:tcW w:type="dxa" w:w="1728"/>
+            <w:tcW w:type="dxa" w:w="1080"/>
           </w:tcPr>
           <w:p>
             <w:r>
-              <w:t>Козлова Юлия Романовна</w:t>
+              <w:t>Иванова Анна Сергеевна</w:t>
             </w:r>
           </w:p>
         </w:tc>
         <w:tc>
           <w:tcPr>
-            <w:tcW w:type="dxa" w:w="1728"/>
+            <w:tcW w:type="dxa" w:w="1080"/>
           </w:tcPr>
           <w:p>
             <w:r>
-              <w:t>Дизайнер</w:t>
+              <w:t>HR-специалист</w:t>
             </w:r>
           </w:p>
         </w:tc>
         <w:tc>
           <w:tcPr>
-            <w:tcW w:type="dxa" w:w="1728"/>
+            <w:tcW w:type="dxa" w:w="1080"/>
+          </w:tcPr>
+          <w:p>
+            <w:r>
+              <w:t>Маркетинг</w:t>
+            </w:r>
+          </w:p>
+        </w:tc>
+        <w:tc>
+          <w:tcPr>
+            <w:tcW w:type="dxa" w:w="1080"/>
+          </w:tcPr>
+          <w:p>
+            <w:r>
+              <w:t>254146.65</w:t>
+            </w:r>
+          </w:p>
+        </w:tc>
+        <w:tc>
+          <w:tcPr>
+            <w:tcW w:type="dxa" w:w="1080"/>
+          </w:tcPr>
+          <w:p>
+            <w:r>
+              <w:t>04.06.2021</w:t>
+            </w:r>
+          </w:p>
+        </w:tc>
+        <w:tc>
+          <w:tcPr>
+            <w:tcW w:type="dxa" w:w="1080"/>
+          </w:tcPr>
+          <w:p>
+            <w:r>
+              <w:t>ivanova@gigachat-corp.ru</w:t>
+            </w:r>
+          </w:p>
+        </w:tc>
+        <w:tc>
+          <w:tcPr>
+            <w:tcW w:type="dxa" w:w="1080"/>
+          </w:tcPr>
+          <w:p>
+            <w:r>
+              <w:t>+73036541458</w:t>
+            </w:r>
+          </w:p>
+        </w:tc>
+        <w:tc>
+          <w:tcPr>
+            <w:tcW w:type="dxa" w:w="1080"/>
+          </w:tcPr>
+          <w:p>
+            <w:r>
+              <w:t>17</w:t>
+            </w:r>
+          </w:p>
+        </w:tc>
+      </w:tr>
+      <w:tr>
+        <w:tc>
+          <w:tcPr>
+            <w:tcW w:type="dxa" w:w="1080"/>
+          </w:tcPr>
+          <w:p>
+            <w:r>
+              <w:t>Морозов Григорий Павлович</w:t>
+            </w:r>
+          </w:p>
+        </w:tc>
+        <w:tc>
+          <w:tcPr>
+            <w:tcW w:type="dxa" w:w="1080"/>
+          </w:tcPr>
+          <w:p>
+            <w:r>
+              <w:t>Менеджер</w:t>
+            </w:r>
+          </w:p>
+        </w:tc>
+        <w:tc>
+          <w:tcPr>
+            <w:tcW w:type="dxa" w:w="1080"/>
+          </w:tcPr>
+          <w:p>
+            <w:r>
+              <w:t>Разработка</w:t>
+            </w:r>
+          </w:p>
+        </w:tc>
+        <w:tc>
+          <w:tcPr>
+            <w:tcW w:type="dxa" w:w="1080"/>
+          </w:tcPr>
+          <w:p>
+            <w:r>
+              <w:t>195147.43</w:t>
+            </w:r>
+          </w:p>
+        </w:tc>
+        <w:tc>
+          <w:tcPr>
+            <w:tcW w:type="dxa" w:w="1080"/>
+          </w:tcPr>
+          <w:p>
+            <w:r>
+              <w:t>06.06.2018</w:t>
+            </w:r>
+          </w:p>
+        </w:tc>
+        <w:tc>
+          <w:tcPr>
+            <w:tcW w:type="dxa" w:w="1080"/>
+          </w:tcPr>
+          <w:p>
+            <w:r>
+              <w:t>morozov@gigachat-corp.ru</w:t>
+            </w:r>
+          </w:p>
+        </w:tc>
+        <w:tc>
+          <w:tcPr>
+            <w:tcW w:type="dxa" w:w="1080"/>
+          </w:tcPr>
+          <w:p>
+            <w:r>
+              <w:t>+75698169340</w:t>
+            </w:r>
+          </w:p>
+        </w:tc>
+        <w:tc>
+          <w:tcPr>
+            <w:tcW w:type="dxa" w:w="1080"/>
+          </w:tcPr>
+          <w:p>
+            <w:r>
+              <w:t>0</w:t>
+            </w:r>
+          </w:p>
+        </w:tc>
+      </w:tr>
+      <w:tr>
+        <w:tc>
+          <w:tcPr>
+            <w:tcW w:type="dxa" w:w="1080"/>
+          </w:tcPr>
+          <w:p>
+            <w:r>
+              <w:t>Смирнова Татьяна Николаевна</w:t>
+            </w:r>
+          </w:p>
+        </w:tc>
+        <w:tc>
+          <w:tcPr>
+            <w:tcW w:type="dxa" w:w="1080"/>
+          </w:tcPr>
+          <w:p>
+            <w:r>
+              <w:t>Руководитель отдела</w:t>
+            </w:r>
+          </w:p>
+        </w:tc>
+        <w:tc>
+          <w:tcPr>
+            <w:tcW w:type="dxa" w:w="1080"/>
+          </w:tcPr>
+          <w:p>
+            <w:r>
+              <w:t>Продажи</w:t>
+            </w:r>
+          </w:p>
+        </w:tc>
+        <w:tc>
+          <w:tcPr>
+            <w:tcW w:type="dxa" w:w="1080"/>
+          </w:tcPr>
+          <w:p>
+            <w:r>
+              <w:t>216059.42</w:t>
+            </w:r>
+          </w:p>
+        </w:tc>
+        <w:tc>
+          <w:tcPr>
+            <w:tcW w:type="dxa" w:w="1080"/>
+          </w:tcPr>
+          <w:p>
+            <w:r>
+              <w:t>09.07.2021</w:t>
+            </w:r>
+          </w:p>
+        </w:tc>
+        <w:tc>
+          <w:tcPr>
+            <w:tcW w:type="dxa" w:w="1080"/>
+          </w:tcPr>
+          <w:p>
+            <w:r>
+              <w:t>smirnova@gigachat-corp.ru</w:t>
+            </w:r>
+          </w:p>
+        </w:tc>
+        <w:tc>
+          <w:tcPr>
+            <w:tcW w:type="dxa" w:w="1080"/>
+          </w:tcPr>
+          <w:p>
+            <w:r>
+              <w:t>+74846564823</w:t>
+            </w:r>
+          </w:p>
+        </w:tc>
+        <w:tc>
+          <w:tcPr>
+            <w:tcW w:type="dxa" w:w="1080"/>
+          </w:tcPr>
+          <w:p>
+            <w:r>
+              <w:t>12</w:t>
+            </w:r>
+          </w:p>
+        </w:tc>
+      </w:tr>
+      <w:tr>
+        <w:tc>
+          <w:tcPr>
+            <w:tcW w:type="dxa" w:w="1080"/>
+          </w:tcPr>
+          <w:p>
+            <w:r>
+              <w:t>Новикова Дарья Викторовна</w:t>
+            </w:r>
+          </w:p>
+        </w:tc>
+        <w:tc>
+          <w:tcPr>
+            <w:tcW w:type="dxa" w:w="1080"/>
+          </w:tcPr>
+          <w:p>
+            <w:r>
+              <w:t>Тестировщик</w:t>
+            </w:r>
+          </w:p>
+        </w:tc>
+        <w:tc>
+          <w:tcPr>
+            <w:tcW w:type="dxa" w:w="1080"/>
           </w:tcPr>
           <w:p>
             <w:r>
@@ -233,21 +743,51 @@
         </w:tc>
         <w:tc>
           <w:tcPr>
-            <w:tcW w:type="dxa" w:w="1728"/>
+            <w:tcW w:type="dxa" w:w="1080"/>
           </w:tcPr>
           <w:p>
             <w:r>
-              <w:t>107493</w:t>
+              <w:t>193638</w:t>
             </w:r>
           </w:p>
         </w:tc>
         <w:tc>
           <w:tcPr>
-            <w:tcW w:type="dxa" w:w="1728"/>
+            <w:tcW w:type="dxa" w:w="1080"/>
           </w:tcPr>
           <w:p>
             <w:r>
-              <w:t>21.07.2019</w:t>
+              <w:t>29.05.2021</w:t>
+            </w:r>
+          </w:p>
+        </w:tc>
+        <w:tc>
+          <w:tcPr>
+            <w:tcW w:type="dxa" w:w="1080"/>
+          </w:tcPr>
+          <w:p>
+            <w:r>
+              <w:t>novikova@gigachat-corp.ru</w:t>
+            </w:r>
+          </w:p>
+        </w:tc>
+        <w:tc>
+          <w:tcPr>
+            <w:tcW w:type="dxa" w:w="1080"/>
+          </w:tcPr>
+          <w:p>
+            <w:r>
+              <w:t>+79957773872</w:t>
+            </w:r>
+          </w:p>
+        </w:tc>
+        <w:tc>
+          <w:tcPr>
+            <w:tcW w:type="dxa" w:w="1080"/>
+          </w:tcPr>
+          <w:p>
+            <w:r>
+              <w:t>9</w:t>
             </w:r>
           </w:p>
         </w:tc>
@@ -255,79 +795,27 @@
       <w:tr>
         <w:tc>
           <w:tcPr>
-            <w:tcW w:type="dxa" w:w="1728"/>
+            <w:tcW w:type="dxa" w:w="1080"/>
           </w:tcPr>
           <w:p>
             <w:r>
-              <w:t>Попова Елена Александровна</w:t>
+              <w:t>Смирнова Татьяна Николаевна</w:t>
             </w:r>
           </w:p>
         </w:tc>
         <w:tc>
           <w:tcPr>
-            <w:tcW w:type="dxa" w:w="1728"/>
+            <w:tcW w:type="dxa" w:w="1080"/>
           </w:tcPr>
           <w:p>
             <w:r>
-              <w:t>Бухгалтер</w:t>
+              <w:t>Финансовый аналитик</w:t>
             </w:r>
           </w:p>
         </w:tc>
         <w:tc>
           <w:tcPr>
-            <w:tcW w:type="dxa" w:w="1728"/>
-          </w:tcPr>
-          <w:p>
-            <w:r>
-              <w:t>Маркетинг</w:t>
-            </w:r>
-          </w:p>
-        </w:tc>
-        <w:tc>
-          <w:tcPr>
-            <w:tcW w:type="dxa" w:w="1728"/>
-          </w:tcPr>
-          <w:p>
-            <w:r>
-              <w:t>248123</w:t>
-            </w:r>
-          </w:p>
-        </w:tc>
-        <w:tc>
-          <w:tcPr>
-            <w:tcW w:type="dxa" w:w="1728"/>
-          </w:tcPr>
-          <w:p>
-            <w:r>
-              <w:t>12.07.2018</w:t>
-            </w:r>
-          </w:p>
-        </w:tc>
-      </w:tr>
-      <w:tr>
-        <w:tc>
-          <w:tcPr>
-            <w:tcW w:type="dxa" w:w="1728"/>
-          </w:tcPr>
-          <w:p>
-            <w:r>
-              <w:t>Кузнецов Дмитрий Сергеевич</w:t>
-            </w:r>
-          </w:p>
-        </w:tc>
-        <w:tc>
-          <w:tcPr>
-            <w:tcW w:type="dxa" w:w="1728"/>
-          </w:tcPr>
-          <w:p>
-            <w:r>
-              <w:t>Аналитик</w:t>
-            </w:r>
-          </w:p>
-        </w:tc>
-        <w:tc>
-          <w:tcPr>
-            <w:tcW w:type="dxa" w:w="1728"/>
+            <w:tcW w:type="dxa" w:w="1080"/>
           </w:tcPr>
           <w:p>
             <w:r>
@@ -337,21 +825,49 @@
         </w:tc>
         <w:tc>
           <w:tcPr>
-            <w:tcW w:type="dxa" w:w="1728"/>
+            <w:tcW w:type="dxa" w:w="1080"/>
+          </w:tcPr>
+          <w:p>
+            <w:r/>
+          </w:p>
+        </w:tc>
+        <w:tc>
+          <w:tcPr>
+            <w:tcW w:type="dxa" w:w="1080"/>
           </w:tcPr>
           <w:p>
             <w:r>
-              <w:t>91938</w:t>
+              <w:t>20.08.2020</w:t>
             </w:r>
           </w:p>
         </w:tc>
         <w:tc>
           <w:tcPr>
-            <w:tcW w:type="dxa" w:w="1728"/>
+            <w:tcW w:type="dxa" w:w="1080"/>
           </w:tcPr>
           <w:p>
             <w:r>
-              <w:t>26.09.2022</w:t>
+              <w:t>smirnova@gigachat-corp.ru</w:t>
+            </w:r>
+          </w:p>
+        </w:tc>
+        <w:tc>
+          <w:tcPr>
+            <w:tcW w:type="dxa" w:w="1080"/>
+          </w:tcPr>
+          <w:p>
+            <w:r>
+              <w:t>+73200379176</w:t>
+            </w:r>
+          </w:p>
+        </w:tc>
+        <w:tc>
+          <w:tcPr>
+            <w:tcW w:type="dxa" w:w="1080"/>
+          </w:tcPr>
+          <w:p>
+            <w:r>
+              <w:t>18</w:t>
             </w:r>
           </w:p>
         </w:tc>
@@ -359,69 +875,17 @@
       <w:tr>
         <w:tc>
           <w:tcPr>
-            <w:tcW w:type="dxa" w:w="1728"/>
+            <w:tcW w:type="dxa" w:w="1080"/>
           </w:tcPr>
           <w:p>
             <w:r>
-              <w:t>Новикова Дарья Викторовна</w:t>
+              <w:t>Попов Андрей Дмитриевич</w:t>
             </w:r>
           </w:p>
         </w:tc>
         <w:tc>
           <w:tcPr>
-            <w:tcW w:type="dxa" w:w="1728"/>
-          </w:tcPr>
-          <w:p>
-            <w:r>
-              <w:t>Старший менеджер</w:t>
-            </w:r>
-          </w:p>
-        </w:tc>
-        <w:tc>
-          <w:tcPr>
-            <w:tcW w:type="dxa" w:w="1728"/>
-          </w:tcPr>
-          <w:p>
-            <w:r>
-              <w:t>Продажи</w:t>
-            </w:r>
-          </w:p>
-        </w:tc>
-        <w:tc>
-          <w:tcPr>
-            <w:tcW w:type="dxa" w:w="1728"/>
-          </w:tcPr>
-          <w:p>
-            <w:r>
-              <w:t>150039</w:t>
-            </w:r>
-          </w:p>
-        </w:tc>
-        <w:tc>
-          <w:tcPr>
-            <w:tcW w:type="dxa" w:w="1728"/>
-          </w:tcPr>
-          <w:p>
-            <w:r>
-              <w:t>06.09.2024</w:t>
-            </w:r>
-          </w:p>
-        </w:tc>
-      </w:tr>
-      <w:tr>
-        <w:tc>
-          <w:tcPr>
-            <w:tcW w:type="dxa" w:w="1728"/>
-          </w:tcPr>
-          <w:p>
-            <w:r>
-              <w:t>Смирнова Татьяна Николаевна</w:t>
-            </w:r>
-          </w:p>
-        </w:tc>
-        <w:tc>
-          <w:tcPr>
-            <w:tcW w:type="dxa" w:w="1728"/>
+            <w:tcW w:type="dxa" w:w="1080"/>
           </w:tcPr>
           <w:p>
             <w:r>
@@ -431,31 +895,59 @@
         </w:tc>
         <w:tc>
           <w:tcPr>
-            <w:tcW w:type="dxa" w:w="1728"/>
+            <w:tcW w:type="dxa" w:w="1080"/>
           </w:tcPr>
           <w:p>
             <w:r>
-              <w:t>Финансы</w:t>
+              <w:t>Аналитика</w:t>
             </w:r>
           </w:p>
         </w:tc>
         <w:tc>
           <w:tcPr>
-            <w:tcW w:type="dxa" w:w="1728"/>
+            <w:tcW w:type="dxa" w:w="1080"/>
           </w:tcPr>
           <w:p>
             <w:r>
-              <w:t>195024</w:t>
+              <w:t>214014.5</w:t>
             </w:r>
           </w:p>
         </w:tc>
         <w:tc>
           <w:tcPr>
-            <w:tcW w:type="dxa" w:w="1728"/>
+            <w:tcW w:type="dxa" w:w="1080"/>
+          </w:tcPr>
+          <w:p>
+            <w:r/>
+          </w:p>
+        </w:tc>
+        <w:tc>
+          <w:tcPr>
+            <w:tcW w:type="dxa" w:w="1080"/>
           </w:tcPr>
           <w:p>
             <w:r>
-              <w:t>17.02.2018</w:t>
+              <w:t>popov@gigachat-corp.ru</w:t>
+            </w:r>
+          </w:p>
+        </w:tc>
+        <w:tc>
+          <w:tcPr>
+            <w:tcW w:type="dxa" w:w="1080"/>
+          </w:tcPr>
+          <w:p>
+            <w:r>
+              <w:t>+71632870831</w:t>
+            </w:r>
+          </w:p>
+        </w:tc>
+        <w:tc>
+          <w:tcPr>
+            <w:tcW w:type="dxa" w:w="1080"/>
+          </w:tcPr>
+          <w:p>
+            <w:r>
+              <w:t>14</w:t>
             </w:r>
           </w:p>
         </w:tc>
